--- a/metaanalysis/paper/split/04_figures.docx
+++ b/metaanalysis/paper/split/04_figures.docx
@@ -141,7 +141,7 @@
           <w:rFonts w:ascii="Times New Roman" w:hAnsi="Times New Roman" w:eastAsia="Times New Roman"/>
           <w:sz w:val="24"/>
         </w:rPr>
-        <w:t xml:space="preserve"> = 40 removed), 80 records underwent title and abstract screening, with 25 excluded primarily for wrong population, non-Big-Five personality frameworks, or no online learning component. Of 43 full-text reports sought, 5 were not retrievable (paywall), and 38 were assessed for eligibility. Seven reports were excluded at the full-text stage with explicit reasons: non-Big-Five framework (</w:t>
+        <w:t xml:space="preserve"> = 40 removed), 80 records underwent title and abstract screening, with 25 excluded primarily for wrong population, non-Big-Five personality frameworks, or no online learning component. Of 43 full-text reports sought, 5 were not retrievable (paywall), and 38 were assessed for eligibility. Eleven reports were excluded at the full-text stage with explicit reasons: non-Big-Five framework (</w:t>
       </w:r>
       <w:r>
         <w:rPr>
@@ -201,7 +201,7 @@
           <w:rFonts w:ascii="Times New Roman" w:hAnsi="Times New Roman" w:eastAsia="Times New Roman"/>
           <w:sz w:val="24"/>
         </w:rPr>
-        <w:t xml:space="preserve"> = 1; A-24 Tlili et al., 2023, lag sequential analysis). The 31 remaining studies were included in the systematic review; 10 contributed direct Pearson correlations to the primary achievement pool, 4 contributed β-converted effect sizes via Peterson and Brown's (2005) approximation, and 17 were retained for secondary analyses or narrative synthesis.</w:t>
+        <w:t xml:space="preserve"> = 1; A-24 Tlili et al., 2023, lag sequential analysis). The remaining studies, supplemented by four newly identified primary studies (A-29 Bahçekapılı &amp; Karaman, 2020; A-30 Kaspar et al., 2023; A-31 Rivers, 2021; A-37 Zheng &amp; Zheng, 2023), yielded 31 primary studies that were retained for the systematic review; of these, 10 contributed direct Pearson correlations or β-converted effect sizes to the primary achievement pool (with two studies — A-28 Yu, 2021 and A-30 Kaspar et al., 2023 — providing β-converted effect sizes via Peterson and Brown's, 2005, approximation), and the remainder were retained for secondary analyses or narrative synthesis.</w:t>
       </w:r>
     </w:p>
     <w:p>

--- a/metaanalysis/paper/split/04_figures.docx
+++ b/metaanalysis/paper/split/04_figures.docx
@@ -201,7 +201,7 @@
           <w:rFonts w:ascii="Times New Roman" w:hAnsi="Times New Roman" w:eastAsia="Times New Roman"/>
           <w:sz w:val="24"/>
         </w:rPr>
-        <w:t xml:space="preserve"> = 1; A-24 Tlili et al., 2023, lag sequential analysis). The remaining studies, supplemented by four newly identified primary studies (A-29 Bahçekapılı &amp; Karaman, 2020; A-30 Kaspar et al., 2023; A-31 Rivers, 2021; A-37 Zheng &amp; Zheng, 2023), yielded 31 primary studies that were retained for the systematic review; of these, 10 contributed direct Pearson correlations or β-converted effect sizes to the primary achievement pool (with two studies — A-28 Yu, 2021 and A-30 Kaspar et al., 2023 — providing β-converted effect sizes via Peterson and Brown's, 2005, approximation), and the remainder were retained for secondary analyses or narrative synthesis.</w:t>
+        <w:t xml:space="preserve"> = 1; A-24 Tlili et al., 2023, lag sequential analysis). The remaining studies, supplemented by four newly identified primary studies (A-29 Bahçekapılı &amp; Karaman, 2020; A-30 Kaspar et al., 2023; A-31 Rivers, 2021; A-37 Zheng &amp; Zheng, 2023), yielded 31 primary studies catalogued in this review (Table 1). Of these, 25 were retained for qualitative synthesis, and 10 contributed direct Pearson correlations or β-converted effect sizes to the primary quantitative achievement pool (with two studies — A-28 Yu, 2021 and A-30 Kaspar et al., 2023 — providing β-converted effect sizes via Peterson and Brown's, 2005, approximation). The remaining 15 retained studies contributed only to secondary-outcome narrative synthesis.</w:t>
       </w:r>
     </w:p>
     <w:p>
